--- a/дз18/Домашнее задание №18 КручининС.В..docx
+++ b/дз18/Домашнее задание №18 КручининС.В..docx
@@ -10,6 +10,15 @@
           <w:sz w:val="28"/>
         </w:rPr>
         <w:t>Домашнее задание №18</w:t>
+      </w:r>
+    </w:p>
+    <w:p>
+      <w:r>
+        <w:rPr>
+          <w:rFonts w:ascii="Times New Roman" w:hAnsi="Times New Roman" w:eastAsia="Times New Roman"/>
+          <w:sz w:val="24"/>
+        </w:rPr>
+        <w:t>Урок 47.</w:t>
       </w:r>
     </w:p>
     <w:p>

--- a/дз18/Домашнее задание №18 КручининС.В..docx
+++ b/дз18/Домашнее задание №18 КручининС.В..docx
@@ -5,7 +5,7 @@
     <w:p>
       <w:r>
         <w:rPr>
-          <w:rFonts w:ascii="Times New Roman" w:hAnsi="Times New Roman"/>
+          <w:rFonts w:ascii="Times New Roman" w:hAnsi="Times New Roman" w:eastAsia="Times New Roman"/>
           <w:b/>
           <w:sz w:val="28"/>
         </w:rPr>
@@ -16,6 +16,7 @@
       <w:r>
         <w:rPr>
           <w:rFonts w:ascii="Times New Roman" w:hAnsi="Times New Roman" w:eastAsia="Times New Roman"/>
+          <w:b w:val="0"/>
           <w:sz w:val="24"/>
         </w:rPr>
         <w:t>Урок 47.</w:t>
@@ -24,7 +25,7 @@
     <w:p>
       <w:r>
         <w:rPr>
-          <w:rFonts w:ascii="Times New Roman" w:hAnsi="Times New Roman"/>
+          <w:rFonts w:ascii="Times New Roman" w:hAnsi="Times New Roman" w:eastAsia="Times New Roman"/>
           <w:b w:val="0"/>
           <w:sz w:val="24"/>
         </w:rPr>
@@ -38,198 +39,18 @@
           <w:b w:val="0"/>
           <w:sz w:val="24"/>
         </w:rPr>
-        <w:t>Папка дз18. В ней блокнот dz18_knn.ipynb и таблица priznaki.csv. Графики ROC и precision-recall внутри блокнота.</w:t>
+        <w:t>Папка дз18. В ней блокнот dz18_knn.ipynb, график dz18_grafiki.png и таблица priznaki.csv.</w:t>
       </w:r>
     </w:p>
     <w:p/>
     <w:p>
       <w:r>
         <w:rPr>
-          <w:rFonts w:ascii="Times New Roman" w:hAnsi="Times New Roman"/>
+          <w:rFonts w:ascii="Times New Roman" w:hAnsi="Times New Roman" w:eastAsia="Times New Roman"/>
           <w:b/>
           <w:sz w:val="24"/>
         </w:rPr>
-        <w:t>Задача.</w:t>
-      </w:r>
-    </w:p>
-    <w:p>
-      <w:r>
-        <w:rPr>
-          <w:rFonts w:ascii="Times New Roman" w:hAnsi="Times New Roman"/>
-          <w:b w:val="0"/>
-          <w:sz w:val="24"/>
-        </w:rPr>
-        <w:t>Понять, сдаст ли читатель книгу вовремя. Это класс, не число: просрочка 1 или 0. На лекции для такого брали k ближайших соседей. Нужны графики ROC и precision-recall, порог и матрица ошибок.</w:t>
-      </w:r>
-    </w:p>
-    <w:p>
-      <w:r>
-        <w:rPr>
-          <w:rFonts w:ascii="Times New Roman" w:hAnsi="Times New Roman"/>
-          <w:b/>
-          <w:sz w:val="24"/>
-        </w:rPr>
-        <w:t>Переменные.</w:t>
-      </w:r>
-    </w:p>
-    <w:p>
-      <w:r>
-        <w:rPr>
-          <w:rFonts w:ascii="Times New Roman" w:hAnsi="Times New Roman"/>
-          <w:b w:val="0"/>
-          <w:sz w:val="24"/>
-        </w:rPr>
-        <w:t>Таргет: prosrochka. Книги ещё на руках не брал, возврата нет. Осталось 81 сдача, просрочек 12.</w:t>
-      </w:r>
-    </w:p>
-    <w:p>
-      <w:r>
-        <w:rPr>
-          <w:rFonts w:ascii="Times New Roman" w:hAnsi="Times New Roman"/>
-          <w:b w:val="0"/>
-          <w:sz w:val="24"/>
-        </w:rPr>
-        <w:t>vozrast — возраст.</w:t>
-      </w:r>
-    </w:p>
-    <w:p>
-      <w:r>
-        <w:rPr>
-          <w:rFonts w:ascii="Times New Roman" w:hAnsi="Times New Roman"/>
-          <w:b w:val="0"/>
-          <w:sz w:val="24"/>
-        </w:rPr>
-        <w:t>tema_sovpala — совпала тема, 1 или 0.</w:t>
-      </w:r>
-    </w:p>
-    <w:p>
-      <w:r>
-        <w:rPr>
-          <w:rFonts w:ascii="Times New Roman" w:hAnsi="Times New Roman"/>
-          <w:b w:val="0"/>
-          <w:sz w:val="24"/>
-        </w:rPr>
-        <w:t>zhanr_sovpal — совпал жанр, 1 или 0.</w:t>
-      </w:r>
-    </w:p>
-    <w:p>
-      <w:r>
-        <w:rPr>
-          <w:rFonts w:ascii="Times New Roman" w:hAnsi="Times New Roman"/>
-          <w:b w:val="0"/>
-          <w:sz w:val="24"/>
-        </w:rPr>
-        <w:t>srok_dney — на сколько дней выдавали.</w:t>
-      </w:r>
-    </w:p>
-    <w:p>
-      <w:r>
-        <w:rPr>
-          <w:rFonts w:ascii="Times New Roman" w:hAnsi="Times New Roman"/>
-          <w:b w:val="0"/>
-          <w:sz w:val="24"/>
-        </w:rPr>
-        <w:t>skok_brali — сколько раз книгу брали.</w:t>
-      </w:r>
-    </w:p>
-    <w:p>
-      <w:r>
-        <w:rPr>
-          <w:rFonts w:ascii="Times New Roman" w:hAnsi="Times New Roman"/>
-          <w:b w:val="0"/>
-          <w:sz w:val="24"/>
-        </w:rPr>
-        <w:t>KNN меряет расстояние, поэтому признаки масштабирую. На слайде так и написано.</w:t>
-      </w:r>
-    </w:p>
-    <w:p>
-      <w:r>
-        <w:rPr>
-          <w:rFonts w:ascii="Times New Roman" w:hAnsi="Times New Roman"/>
-          <w:b/>
-          <w:sz w:val="24"/>
-        </w:rPr>
-        <w:t>Решение.</w:t>
-      </w:r>
-    </w:p>
-    <w:p>
-      <w:r>
-        <w:rPr>
-          <w:rFonts w:ascii="Times New Roman" w:hAnsi="Times New Roman"/>
-          <w:b w:val="0"/>
-          <w:sz w:val="24"/>
-        </w:rPr>
-        <w:t>StandardScaler на обучении. train_test_split, test_size = 0.33, random_state = 42, stratify. На тесте 27 строк, просрочек среди них 4. Мало, цифра плавает.</w:t>
-      </w:r>
-    </w:p>
-    <w:p>
-      <w:r>
-        <w:rPr>
-          <w:rFonts w:ascii="Times New Roman" w:hAnsi="Times New Roman"/>
-          <w:b w:val="0"/>
-          <w:sz w:val="24"/>
-        </w:rPr>
-        <w:t>Смотрел k = 3, 5 и 7. ROC-AUC: 0.80, 0.67 и 0.59. Оставляю k = 3.</w:t>
-      </w:r>
-    </w:p>
-    <w:p>
-      <w:r>
-        <w:rPr>
-          <w:rFonts w:ascii="Times New Roman" w:hAnsi="Times New Roman"/>
-          <w:b w:val="0"/>
-          <w:sz w:val="24"/>
-        </w:rPr>
-        <w:t>Порог 0.5 ловит 1 просрочку из 4.</w:t>
-      </w:r>
-    </w:p>
-    <w:p>
-      <w:r>
-        <w:rPr>
-          <w:rFonts w:ascii="Times New Roman" w:hAnsi="Times New Roman"/>
-          <w:b w:val="0"/>
-          <w:sz w:val="24"/>
-        </w:rPr>
-        <w:t>Порог 0.3: recall = 1, все 4 пойманы. Precision 0.31, accuracy 0.67, F1 0.47.</w:t>
-      </w:r>
-    </w:p>
-    <w:p>
-      <w:r>
-        <w:rPr>
-          <w:rFonts w:ascii="Times New Roman" w:hAnsi="Times New Roman"/>
-          <w:b w:val="0"/>
-          <w:sz w:val="24"/>
-        </w:rPr>
-        <w:t>Матрица при пороге 0.3. Верно вовремя 14. Ложная тревога 9. Пропуск просрочки 0. Поймано 4.</w:t>
-      </w:r>
-    </w:p>
-    <w:p>
-      <w:r>
-        <w:rPr>
-          <w:rFonts w:ascii="Times New Roman" w:hAnsi="Times New Roman"/>
-          <w:b/>
-          <w:sz w:val="24"/>
-        </w:rPr>
-        <w:t>Ответ.</w:t>
-      </w:r>
-    </w:p>
-    <w:p>
-      <w:r>
-        <w:rPr>
-          <w:rFonts w:ascii="Times New Roman" w:hAnsi="Times New Roman"/>
-          <w:b w:val="0"/>
-          <w:sz w:val="24"/>
-        </w:rPr>
-        <w:t>Модель: KNN, k = 3, порог 0.3.</w:t>
-      </w:r>
-    </w:p>
-    <w:p>
-      <w:r>
-        <w:rPr>
-          <w:rFonts w:ascii="Times New Roman" w:hAnsi="Times New Roman"/>
-          <w:b w:val="0"/>
-          <w:sz w:val="24"/>
-        </w:rPr>
-        <w:t>Для библиотеки важнее не пропустить должника, чем лишний раз открыть карточку. Поэтому порог ниже 0.5. На четырёх просрочках в тесте AUC 0.80 не стоит считать твёрдым. Это проверка метода.</w:t>
+        <w:t>Вопрос:</w:t>
       </w:r>
     </w:p>
     <w:p>
@@ -239,14 +60,2202 @@
           <w:b w:val="0"/>
           <w:sz w:val="24"/>
         </w:rPr>
-        <w:t>Графики и матрица в папке дз18, блокнот dz18_knn.ipynb.</w:t>
+        <w:t>На основе датасета, который был использован для промежуточной аттестации.</w:t>
       </w:r>
     </w:p>
     <w:p>
       <w:r>
         <w:rPr>
           <w:rFonts w:ascii="Times New Roman" w:hAnsi="Times New Roman" w:eastAsia="Times New Roman"/>
-          <w:color w:val="000000"/>
+          <w:b/>
+          <w:sz w:val="24"/>
+        </w:rPr>
+        <w:t>Решение:</w:t>
+      </w:r>
+    </w:p>
+    <w:p>
+      <w:r>
+        <w:rPr>
+          <w:rFonts w:ascii="Times New Roman" w:hAnsi="Times New Roman" w:eastAsia="Times New Roman"/>
+          <w:b w:val="0"/>
+          <w:sz w:val="24"/>
+        </w:rPr>
+        <w:t>Взял priznaki.csv из аттестации. Просрочка заполнена у всех строк, ничего не выкидывал.</w:t>
+      </w:r>
+    </w:p>
+    <w:p>
+      <w:r>
+        <w:rPr>
+          <w:rFonts w:ascii="Times New Roman" w:hAnsi="Times New Roman" w:eastAsia="Times New Roman"/>
+          <w:b/>
+          <w:sz w:val="24"/>
+        </w:rPr>
+        <w:t>Ответ:</w:t>
+      </w:r>
+    </w:p>
+    <w:p>
+      <w:r>
+        <w:rPr>
+          <w:rFonts w:ascii="Times New Roman" w:hAnsi="Times New Roman" w:eastAsia="Times New Roman"/>
+          <w:b w:val="0"/>
+          <w:sz w:val="24"/>
+        </w:rPr>
+        <w:t>96 строк.</w:t>
+      </w:r>
+    </w:p>
+    <w:p/>
+    <w:p>
+      <w:r>
+        <w:rPr>
+          <w:rFonts w:ascii="Times New Roman" w:hAnsi="Times New Roman" w:eastAsia="Times New Roman"/>
+          <w:b/>
+          <w:sz w:val="24"/>
+        </w:rPr>
+        <w:t>Вопрос:</w:t>
+      </w:r>
+    </w:p>
+    <w:p>
+      <w:r>
+        <w:rPr>
+          <w:rFonts w:ascii="Times New Roman" w:hAnsi="Times New Roman" w:eastAsia="Times New Roman"/>
+          <w:b w:val="0"/>
+          <w:sz w:val="24"/>
+        </w:rPr>
+        <w:t>Выберите бинарную переменную (или сконструируйте из количественной).</w:t>
+      </w:r>
+    </w:p>
+    <w:p>
+      <w:r>
+        <w:rPr>
+          <w:rFonts w:ascii="Times New Roman" w:hAnsi="Times New Roman" w:eastAsia="Times New Roman"/>
+          <w:b/>
+          <w:sz w:val="24"/>
+        </w:rPr>
+        <w:t>Решение:</w:t>
+      </w:r>
+    </w:p>
+    <w:p>
+      <w:r>
+        <w:rPr>
+          <w:rFonts w:ascii="Times New Roman" w:hAnsi="Times New Roman" w:eastAsia="Times New Roman"/>
+          <w:b w:val="0"/>
+          <w:sz w:val="24"/>
+        </w:rPr>
+        <w:t>prosrochka уже 0 или 1. Новую переменную не собирал.</w:t>
+      </w:r>
+    </w:p>
+    <w:p>
+      <w:r>
+        <w:rPr>
+          <w:rFonts w:ascii="Times New Roman" w:hAnsi="Times New Roman" w:eastAsia="Times New Roman"/>
+          <w:b/>
+          <w:sz w:val="24"/>
+        </w:rPr>
+        <w:t>Ответ:</w:t>
+      </w:r>
+    </w:p>
+    <w:p>
+      <w:r>
+        <w:rPr>
+          <w:rFonts w:ascii="Times New Roman" w:hAnsi="Times New Roman" w:eastAsia="Times New Roman"/>
+          <w:b w:val="0"/>
+          <w:sz w:val="24"/>
+        </w:rPr>
+        <w:t>Таргет: prosrochka. Просрочек 16 из 96.</w:t>
+      </w:r>
+    </w:p>
+    <w:p/>
+    <w:p>
+      <w:r>
+        <w:rPr>
+          <w:rFonts w:ascii="Times New Roman" w:hAnsi="Times New Roman" w:eastAsia="Times New Roman"/>
+          <w:b/>
+          <w:sz w:val="24"/>
+        </w:rPr>
+        <w:t>Вопрос:</w:t>
+      </w:r>
+    </w:p>
+    <w:p>
+      <w:r>
+        <w:rPr>
+          <w:rFonts w:ascii="Times New Roman" w:hAnsi="Times New Roman" w:eastAsia="Times New Roman"/>
+          <w:b w:val="0"/>
+          <w:sz w:val="24"/>
+        </w:rPr>
+        <w:t>Выберите несколько объясняющих переменных.</w:t>
+      </w:r>
+    </w:p>
+    <w:p>
+      <w:r>
+        <w:rPr>
+          <w:rFonts w:ascii="Times New Roman" w:hAnsi="Times New Roman" w:eastAsia="Times New Roman"/>
+          <w:b/>
+          <w:sz w:val="24"/>
+        </w:rPr>
+        <w:t>Решение:</w:t>
+      </w:r>
+    </w:p>
+    <w:p>
+      <w:r>
+        <w:rPr>
+          <w:rFonts w:ascii="Times New Roman" w:hAnsi="Times New Roman" w:eastAsia="Times New Roman"/>
+          <w:b w:val="0"/>
+          <w:sz w:val="24"/>
+        </w:rPr>
+        <w:t>Взял те же признаки, что в регрессии. Срок в днях везде 14, от него толку нет.</w:t>
+      </w:r>
+    </w:p>
+    <w:p>
+      <w:r>
+        <w:rPr>
+          <w:rFonts w:ascii="Times New Roman" w:hAnsi="Times New Roman" w:eastAsia="Times New Roman"/>
+          <w:b/>
+          <w:sz w:val="24"/>
+        </w:rPr>
+        <w:t>Ответ:</w:t>
+      </w:r>
+    </w:p>
+    <w:p>
+      <w:r>
+        <w:rPr>
+          <w:rFonts w:ascii="Times New Roman" w:hAnsi="Times New Roman" w:eastAsia="Times New Roman"/>
+          <w:b w:val="0"/>
+          <w:sz w:val="24"/>
+        </w:rPr>
+        <w:t>vozrast, tema_sovpala, zhanr_sovpal, skok_brali.</w:t>
+      </w:r>
+    </w:p>
+    <w:p/>
+    <w:p>
+      <w:r>
+        <w:rPr>
+          <w:rFonts w:ascii="Times New Roman" w:hAnsi="Times New Roman" w:eastAsia="Times New Roman"/>
+          <w:b/>
+          <w:sz w:val="24"/>
+        </w:rPr>
+        <w:t>Вопрос:</w:t>
+      </w:r>
+    </w:p>
+    <w:p>
+      <w:r>
+        <w:rPr>
+          <w:rFonts w:ascii="Times New Roman" w:hAnsi="Times New Roman" w:eastAsia="Times New Roman"/>
+          <w:b w:val="0"/>
+          <w:sz w:val="24"/>
+        </w:rPr>
+        <w:t>Разделите датасет на обучающую и тестовую выборки.</w:t>
+      </w:r>
+    </w:p>
+    <w:p>
+      <w:r>
+        <w:rPr>
+          <w:rFonts w:ascii="Times New Roman" w:hAnsi="Times New Roman" w:eastAsia="Times New Roman"/>
+          <w:b/>
+          <w:sz w:val="24"/>
+        </w:rPr>
+        <w:t>Решение:</w:t>
+      </w:r>
+    </w:p>
+    <w:p>
+      <w:r>
+        <w:rPr>
+          <w:rFonts w:ascii="Times New Roman" w:hAnsi="Times New Roman" w:eastAsia="Times New Roman"/>
+          <w:b w:val="0"/>
+          <w:sz w:val="24"/>
+        </w:rPr>
+        <w:t>train_test_split, test_size = 0.33, random_state = 42, stratify по prosrochka. Иначе в тест может не попасть просрочка.</w:t>
+      </w:r>
+    </w:p>
+    <w:p>
+      <w:r>
+        <w:rPr>
+          <w:rFonts w:ascii="Times New Roman" w:hAnsi="Times New Roman" w:eastAsia="Times New Roman"/>
+          <w:b/>
+          <w:sz w:val="24"/>
+        </w:rPr>
+        <w:t>Ответ:</w:t>
+      </w:r>
+    </w:p>
+    <w:p>
+      <w:r>
+        <w:rPr>
+          <w:rFonts w:ascii="Times New Roman" w:hAnsi="Times New Roman" w:eastAsia="Times New Roman"/>
+          <w:b w:val="0"/>
+          <w:sz w:val="24"/>
+        </w:rPr>
+        <w:t>Обучение 64, из них просрочек 11. Тест 32, из них просрочек 5.</w:t>
+      </w:r>
+    </w:p>
+    <w:p/>
+    <w:p>
+      <w:r>
+        <w:rPr>
+          <w:rFonts w:ascii="Times New Roman" w:hAnsi="Times New Roman" w:eastAsia="Times New Roman"/>
+          <w:b/>
+          <w:sz w:val="24"/>
+        </w:rPr>
+        <w:t>Вопрос:</w:t>
+      </w:r>
+    </w:p>
+    <w:p>
+      <w:r>
+        <w:rPr>
+          <w:rFonts w:ascii="Times New Roman" w:hAnsi="Times New Roman" w:eastAsia="Times New Roman"/>
+          <w:b w:val="0"/>
+          <w:sz w:val="24"/>
+        </w:rPr>
+        <w:t>Обучите модель KNN на обучающей выборке.</w:t>
+      </w:r>
+    </w:p>
+    <w:p>
+      <w:r>
+        <w:rPr>
+          <w:rFonts w:ascii="Times New Roman" w:hAnsi="Times New Roman" w:eastAsia="Times New Roman"/>
+          <w:b/>
+          <w:sz w:val="24"/>
+        </w:rPr>
+        <w:t>Решение:</w:t>
+      </w:r>
+    </w:p>
+    <w:p>
+      <w:r>
+        <w:rPr>
+          <w:rFonts w:ascii="Times New Roman" w:hAnsi="Times New Roman" w:eastAsia="Times New Roman"/>
+          <w:b w:val="0"/>
+          <w:sz w:val="24"/>
+        </w:rPr>
+        <w:t>KNeighborsClassifier, n_neighbors = 5, как в тетради после масштаба. StandardScaler, fit только на обучении, иначе возраст задавит нули и единицы.</w:t>
+      </w:r>
+    </w:p>
+    <w:p>
+      <w:r>
+        <w:rPr>
+          <w:rFonts w:ascii="Times New Roman" w:hAnsi="Times New Roman" w:eastAsia="Times New Roman"/>
+          <w:b/>
+          <w:sz w:val="24"/>
+        </w:rPr>
+        <w:t>Ответ:</w:t>
+      </w:r>
+    </w:p>
+    <w:p>
+      <w:r>
+        <w:rPr>
+          <w:rFonts w:ascii="Times New Roman" w:hAnsi="Times New Roman" w:eastAsia="Times New Roman"/>
+          <w:b w:val="0"/>
+          <w:sz w:val="24"/>
+        </w:rPr>
+        <w:t>k = 5. AUC на тесте 0.826.</w:t>
+      </w:r>
+    </w:p>
+    <w:p/>
+    <w:p>
+      <w:r>
+        <w:rPr>
+          <w:rFonts w:ascii="Times New Roman" w:hAnsi="Times New Roman" w:eastAsia="Times New Roman"/>
+          <w:b/>
+          <w:sz w:val="24"/>
+        </w:rPr>
+        <w:t>Вопрос:</w:t>
+      </w:r>
+    </w:p>
+    <w:p>
+      <w:r>
+        <w:rPr>
+          <w:rFonts w:ascii="Times New Roman" w:hAnsi="Times New Roman" w:eastAsia="Times New Roman"/>
+          <w:b w:val="0"/>
+          <w:sz w:val="24"/>
+        </w:rPr>
+        <w:t>Постройте графики recall-precision и roc.</w:t>
+      </w:r>
+    </w:p>
+    <w:p>
+      <w:r>
+        <w:rPr>
+          <w:rFonts w:ascii="Times New Roman" w:hAnsi="Times New Roman" w:eastAsia="Times New Roman"/>
+          <w:b/>
+          <w:sz w:val="24"/>
+        </w:rPr>
+        <w:t>Решение:</w:t>
+      </w:r>
+    </w:p>
+    <w:p>
+      <w:r>
+        <w:rPr>
+          <w:rFonts w:ascii="Times New Roman" w:hAnsi="Times New Roman" w:eastAsia="Times New Roman"/>
+          <w:b w:val="0"/>
+          <w:sz w:val="24"/>
+        </w:rPr>
+        <w:t>roc_curve и precision_recall_curve по вероятности KNN на тесте. Рисунок dz18_grafiki.png.</w:t>
+      </w:r>
+    </w:p>
+    <w:p>
+      <w:r>
+        <w:rPr>
+          <w:rFonts w:ascii="Times New Roman" w:hAnsi="Times New Roman" w:eastAsia="Times New Roman"/>
+          <w:b/>
+          <w:sz w:val="24"/>
+        </w:rPr>
+        <w:t>Ответ:</w:t>
+      </w:r>
+    </w:p>
+    <w:p>
+      <w:r>
+        <w:rPr>
+          <w:rFonts w:ascii="Times New Roman" w:hAnsi="Times New Roman" w:eastAsia="Times New Roman"/>
+          <w:b w:val="0"/>
+          <w:sz w:val="24"/>
+        </w:rPr>
+        <w:t>ROC выше диагонали, AUC 0.826.</w:t>
+      </w:r>
+    </w:p>
+    <w:p>
+      <w:r>
+        <w:rPr>
+          <w:rFonts w:ascii="Times New Roman" w:hAnsi="Times New Roman" w:eastAsia="Times New Roman"/>
+          <w:b w:val="0"/>
+          <w:sz w:val="24"/>
+        </w:rPr>
+        <w:t>precision-recall: при пороге 0.5 precision 0.4 и recall 0.4. При пороге 0.4 recall 1.0, precision 0.333.</w:t>
+      </w:r>
+    </w:p>
+    <w:p/>
+    <w:p>
+      <w:r>
+        <w:rPr>
+          <w:rFonts w:ascii="Times New Roman" w:hAnsi="Times New Roman" w:eastAsia="Times New Roman"/>
+          <w:b/>
+          <w:sz w:val="24"/>
+        </w:rPr>
+        <w:t>Вопрос:</w:t>
+      </w:r>
+    </w:p>
+    <w:p>
+      <w:r>
+        <w:rPr>
+          <w:rFonts w:ascii="Times New Roman" w:hAnsi="Times New Roman" w:eastAsia="Times New Roman"/>
+          <w:b w:val="0"/>
+          <w:sz w:val="24"/>
+        </w:rPr>
+        <w:t>Выберите и обоснуйте порог предсказания Y = 1.</w:t>
+      </w:r>
+    </w:p>
+    <w:p>
+      <w:r>
+        <w:rPr>
+          <w:rFonts w:ascii="Times New Roman" w:hAnsi="Times New Roman" w:eastAsia="Times New Roman"/>
+          <w:b/>
+          <w:sz w:val="24"/>
+        </w:rPr>
+        <w:t>Решение:</w:t>
+      </w:r>
+    </w:p>
+    <w:p>
+      <w:r>
+        <w:rPr>
+          <w:rFonts w:ascii="Times New Roman" w:hAnsi="Times New Roman" w:eastAsia="Times New Roman"/>
+          <w:b w:val="0"/>
+          <w:sz w:val="24"/>
+        </w:rPr>
+        <w:t>Сравнил порог 0.5 из лекции и порог 0.4, это два соседа из пяти.</w:t>
+      </w:r>
+    </w:p>
+    <w:p>
+      <w:r>
+        <w:rPr>
+          <w:rFonts w:ascii="Times New Roman" w:hAnsi="Times New Roman" w:eastAsia="Times New Roman"/>
+          <w:b/>
+          <w:sz w:val="24"/>
+        </w:rPr>
+        <w:t>Ответ:</w:t>
+      </w:r>
+    </w:p>
+    <w:p>
+      <w:r>
+        <w:rPr>
+          <w:rFonts w:ascii="Times New Roman" w:hAnsi="Times New Roman" w:eastAsia="Times New Roman"/>
+          <w:b w:val="0"/>
+          <w:sz w:val="24"/>
+        </w:rPr>
+        <w:t>При k = 5 вероятность равна 0, 0.2, 0.4, 0.6 или 0.8. Это доля просрочивших среди пяти соседей.</w:t>
+      </w:r>
+    </w:p>
+    <w:p>
+      <w:r>
+        <w:rPr>
+          <w:rFonts w:ascii="Times New Roman" w:hAnsi="Times New Roman" w:eastAsia="Times New Roman"/>
+          <w:b w:val="0"/>
+          <w:sz w:val="24"/>
+        </w:rPr>
+        <w:t>Порог 0.5 срабатывает от трёх соседей. На тесте так поймано 2 из 5, пропущено 3.</w:t>
+      </w:r>
+    </w:p>
+    <w:p>
+      <w:r>
+        <w:rPr>
+          <w:rFonts w:ascii="Times New Roman" w:hAnsi="Times New Roman" w:eastAsia="Times New Roman"/>
+          <w:b w:val="0"/>
+          <w:sz w:val="24"/>
+        </w:rPr>
+        <w:t>Порог 0.4 срабатывает от двух соседей. На тесте пойманы все 5, ложных тревог 10.</w:t>
+      </w:r>
+    </w:p>
+    <w:p>
+      <w:r>
+        <w:rPr>
+          <w:rFonts w:ascii="Times New Roman" w:hAnsi="Times New Roman" w:eastAsia="Times New Roman"/>
+          <w:b w:val="0"/>
+          <w:sz w:val="24"/>
+        </w:rPr>
+        <w:t>Должника пропустить хуже, чем лишний раз проверить. Беру порог 0.4.</w:t>
+      </w:r>
+    </w:p>
+    <w:p/>
+    <w:p>
+      <w:r>
+        <w:rPr>
+          <w:rFonts w:ascii="Times New Roman" w:hAnsi="Times New Roman" w:eastAsia="Times New Roman"/>
+          <w:b/>
+          <w:sz w:val="24"/>
+        </w:rPr>
+        <w:t>Вопрос:</w:t>
+      </w:r>
+    </w:p>
+    <w:p>
+      <w:r>
+        <w:rPr>
+          <w:rFonts w:ascii="Times New Roman" w:hAnsi="Times New Roman" w:eastAsia="Times New Roman"/>
+          <w:b w:val="0"/>
+          <w:sz w:val="24"/>
+        </w:rPr>
+        <w:t>Сделайте предсказания целевой переменной для тестовой выборки.</w:t>
+      </w:r>
+    </w:p>
+    <w:p>
+      <w:r>
+        <w:rPr>
+          <w:rFonts w:ascii="Times New Roman" w:hAnsi="Times New Roman" w:eastAsia="Times New Roman"/>
+          <w:b/>
+          <w:sz w:val="24"/>
+        </w:rPr>
+        <w:t>Решение:</w:t>
+      </w:r>
+    </w:p>
+    <w:p>
+      <w:r>
+        <w:rPr>
+          <w:rFonts w:ascii="Times New Roman" w:hAnsi="Times New Roman" w:eastAsia="Times New Roman"/>
+          <w:b w:val="0"/>
+          <w:sz w:val="24"/>
+        </w:rPr>
+        <w:t>Вероятность KNN и класс при пороге 0.4.</w:t>
+      </w:r>
+    </w:p>
+    <w:p>
+      <w:r>
+        <w:rPr>
+          <w:rFonts w:ascii="Times New Roman" w:hAnsi="Times New Roman" w:eastAsia="Times New Roman"/>
+          <w:b/>
+          <w:sz w:val="24"/>
+        </w:rPr>
+        <w:t>Ответ:</w:t>
+      </w:r>
+    </w:p>
+    <w:p>
+      <w:r>
+        <w:rPr>
+          <w:rFonts w:ascii="Times New Roman" w:hAnsi="Times New Roman" w:eastAsia="Times New Roman"/>
+          <w:b w:val="0"/>
+          <w:sz w:val="24"/>
+        </w:rPr>
+        <w:t>32 строк теста. Факт, вероятность, прогноз.</w:t>
+      </w:r>
+    </w:p>
+    <w:tbl>
+      <w:tblPr>
+        <w:tblStyle w:val="TableGrid"/>
+        <w:tblW w:type="auto" w:w="0"/>
+        <w:tblLook w:firstColumn="1" w:firstRow="1" w:lastColumn="0" w:lastRow="0" w:noHBand="0" w:noVBand="1" w:val="04A0"/>
+      </w:tblPr>
+      <w:tblGrid>
+        <w:gridCol w:w="3249"/>
+        <w:gridCol w:w="3249"/>
+        <w:gridCol w:w="3249"/>
+      </w:tblGrid>
+      <w:tr>
+        <w:tc>
+          <w:tcPr>
+            <w:tcW w:type="dxa" w:w="3249"/>
+          </w:tcPr>
+          <w:p>
+            <w:r>
+              <w:rPr>
+                <w:rFonts w:ascii="Times New Roman" w:hAnsi="Times New Roman"/>
+                <w:b/>
+                <w:sz w:val="20"/>
+              </w:rPr>
+              <w:t>факт</w:t>
+            </w:r>
+          </w:p>
+        </w:tc>
+        <w:tc>
+          <w:tcPr>
+            <w:tcW w:type="dxa" w:w="3249"/>
+          </w:tcPr>
+          <w:p>
+            <w:r>
+              <w:rPr>
+                <w:rFonts w:ascii="Times New Roman" w:hAnsi="Times New Roman"/>
+                <w:b/>
+                <w:sz w:val="20"/>
+              </w:rPr>
+              <w:t>вероятность</w:t>
+            </w:r>
+          </w:p>
+        </w:tc>
+        <w:tc>
+          <w:tcPr>
+            <w:tcW w:type="dxa" w:w="3249"/>
+          </w:tcPr>
+          <w:p>
+            <w:r>
+              <w:rPr>
+                <w:rFonts w:ascii="Times New Roman" w:hAnsi="Times New Roman"/>
+                <w:b/>
+                <w:sz w:val="20"/>
+              </w:rPr>
+              <w:t>прогноз</w:t>
+            </w:r>
+          </w:p>
+        </w:tc>
+      </w:tr>
+      <w:tr>
+        <w:tc>
+          <w:tcPr>
+            <w:tcW w:type="dxa" w:w="3249"/>
+          </w:tcPr>
+          <w:p>
+            <w:r>
+              <w:rPr>
+                <w:rFonts w:ascii="Times New Roman" w:hAnsi="Times New Roman"/>
+                <w:sz w:val="20"/>
+              </w:rPr>
+              <w:t>0</w:t>
+            </w:r>
+          </w:p>
+        </w:tc>
+        <w:tc>
+          <w:tcPr>
+            <w:tcW w:type="dxa" w:w="3249"/>
+          </w:tcPr>
+          <w:p>
+            <w:r>
+              <w:rPr>
+                <w:rFonts w:ascii="Times New Roman" w:hAnsi="Times New Roman"/>
+                <w:sz w:val="20"/>
+              </w:rPr>
+              <w:t>0.0</w:t>
+            </w:r>
+          </w:p>
+        </w:tc>
+        <w:tc>
+          <w:tcPr>
+            <w:tcW w:type="dxa" w:w="3249"/>
+          </w:tcPr>
+          <w:p>
+            <w:r>
+              <w:rPr>
+                <w:rFonts w:ascii="Times New Roman" w:hAnsi="Times New Roman"/>
+                <w:sz w:val="20"/>
+              </w:rPr>
+              <w:t>0</w:t>
+            </w:r>
+          </w:p>
+        </w:tc>
+      </w:tr>
+      <w:tr>
+        <w:tc>
+          <w:tcPr>
+            <w:tcW w:type="dxa" w:w="3249"/>
+          </w:tcPr>
+          <w:p>
+            <w:r>
+              <w:rPr>
+                <w:rFonts w:ascii="Times New Roman" w:hAnsi="Times New Roman"/>
+                <w:sz w:val="20"/>
+              </w:rPr>
+              <w:t>0</w:t>
+            </w:r>
+          </w:p>
+        </w:tc>
+        <w:tc>
+          <w:tcPr>
+            <w:tcW w:type="dxa" w:w="3249"/>
+          </w:tcPr>
+          <w:p>
+            <w:r>
+              <w:rPr>
+                <w:rFonts w:ascii="Times New Roman" w:hAnsi="Times New Roman"/>
+                <w:sz w:val="20"/>
+              </w:rPr>
+              <w:t>0.0</w:t>
+            </w:r>
+          </w:p>
+        </w:tc>
+        <w:tc>
+          <w:tcPr>
+            <w:tcW w:type="dxa" w:w="3249"/>
+          </w:tcPr>
+          <w:p>
+            <w:r>
+              <w:rPr>
+                <w:rFonts w:ascii="Times New Roman" w:hAnsi="Times New Roman"/>
+                <w:sz w:val="20"/>
+              </w:rPr>
+              <w:t>0</w:t>
+            </w:r>
+          </w:p>
+        </w:tc>
+      </w:tr>
+      <w:tr>
+        <w:tc>
+          <w:tcPr>
+            <w:tcW w:type="dxa" w:w="3249"/>
+          </w:tcPr>
+          <w:p>
+            <w:r>
+              <w:rPr>
+                <w:rFonts w:ascii="Times New Roman" w:hAnsi="Times New Roman"/>
+                <w:sz w:val="20"/>
+              </w:rPr>
+              <w:t>1</w:t>
+            </w:r>
+          </w:p>
+        </w:tc>
+        <w:tc>
+          <w:tcPr>
+            <w:tcW w:type="dxa" w:w="3249"/>
+          </w:tcPr>
+          <w:p>
+            <w:r>
+              <w:rPr>
+                <w:rFonts w:ascii="Times New Roman" w:hAnsi="Times New Roman"/>
+                <w:sz w:val="20"/>
+              </w:rPr>
+              <w:t>0.4</w:t>
+            </w:r>
+          </w:p>
+        </w:tc>
+        <w:tc>
+          <w:tcPr>
+            <w:tcW w:type="dxa" w:w="3249"/>
+          </w:tcPr>
+          <w:p>
+            <w:r>
+              <w:rPr>
+                <w:rFonts w:ascii="Times New Roman" w:hAnsi="Times New Roman"/>
+                <w:sz w:val="20"/>
+              </w:rPr>
+              <w:t>1</w:t>
+            </w:r>
+          </w:p>
+        </w:tc>
+      </w:tr>
+      <w:tr>
+        <w:tc>
+          <w:tcPr>
+            <w:tcW w:type="dxa" w:w="3249"/>
+          </w:tcPr>
+          <w:p>
+            <w:r>
+              <w:rPr>
+                <w:rFonts w:ascii="Times New Roman" w:hAnsi="Times New Roman"/>
+                <w:sz w:val="20"/>
+              </w:rPr>
+              <w:t>0</w:t>
+            </w:r>
+          </w:p>
+        </w:tc>
+        <w:tc>
+          <w:tcPr>
+            <w:tcW w:type="dxa" w:w="3249"/>
+          </w:tcPr>
+          <w:p>
+            <w:r>
+              <w:rPr>
+                <w:rFonts w:ascii="Times New Roman" w:hAnsi="Times New Roman"/>
+                <w:sz w:val="20"/>
+              </w:rPr>
+              <w:t>0.0</w:t>
+            </w:r>
+          </w:p>
+        </w:tc>
+        <w:tc>
+          <w:tcPr>
+            <w:tcW w:type="dxa" w:w="3249"/>
+          </w:tcPr>
+          <w:p>
+            <w:r>
+              <w:rPr>
+                <w:rFonts w:ascii="Times New Roman" w:hAnsi="Times New Roman"/>
+                <w:sz w:val="20"/>
+              </w:rPr>
+              <w:t>0</w:t>
+            </w:r>
+          </w:p>
+        </w:tc>
+      </w:tr>
+      <w:tr>
+        <w:tc>
+          <w:tcPr>
+            <w:tcW w:type="dxa" w:w="3249"/>
+          </w:tcPr>
+          <w:p>
+            <w:r>
+              <w:rPr>
+                <w:rFonts w:ascii="Times New Roman" w:hAnsi="Times New Roman"/>
+                <w:sz w:val="20"/>
+              </w:rPr>
+              <w:t>0</w:t>
+            </w:r>
+          </w:p>
+        </w:tc>
+        <w:tc>
+          <w:tcPr>
+            <w:tcW w:type="dxa" w:w="3249"/>
+          </w:tcPr>
+          <w:p>
+            <w:r>
+              <w:rPr>
+                <w:rFonts w:ascii="Times New Roman" w:hAnsi="Times New Roman"/>
+                <w:sz w:val="20"/>
+              </w:rPr>
+              <w:t>0.4</w:t>
+            </w:r>
+          </w:p>
+        </w:tc>
+        <w:tc>
+          <w:tcPr>
+            <w:tcW w:type="dxa" w:w="3249"/>
+          </w:tcPr>
+          <w:p>
+            <w:r>
+              <w:rPr>
+                <w:rFonts w:ascii="Times New Roman" w:hAnsi="Times New Roman"/>
+                <w:sz w:val="20"/>
+              </w:rPr>
+              <w:t>1</w:t>
+            </w:r>
+          </w:p>
+        </w:tc>
+      </w:tr>
+      <w:tr>
+        <w:tc>
+          <w:tcPr>
+            <w:tcW w:type="dxa" w:w="3249"/>
+          </w:tcPr>
+          <w:p>
+            <w:r>
+              <w:rPr>
+                <w:rFonts w:ascii="Times New Roman" w:hAnsi="Times New Roman"/>
+                <w:sz w:val="20"/>
+              </w:rPr>
+              <w:t>0</w:t>
+            </w:r>
+          </w:p>
+        </w:tc>
+        <w:tc>
+          <w:tcPr>
+            <w:tcW w:type="dxa" w:w="3249"/>
+          </w:tcPr>
+          <w:p>
+            <w:r>
+              <w:rPr>
+                <w:rFonts w:ascii="Times New Roman" w:hAnsi="Times New Roman"/>
+                <w:sz w:val="20"/>
+              </w:rPr>
+              <w:t>0.0</w:t>
+            </w:r>
+          </w:p>
+        </w:tc>
+        <w:tc>
+          <w:tcPr>
+            <w:tcW w:type="dxa" w:w="3249"/>
+          </w:tcPr>
+          <w:p>
+            <w:r>
+              <w:rPr>
+                <w:rFonts w:ascii="Times New Roman" w:hAnsi="Times New Roman"/>
+                <w:sz w:val="20"/>
+              </w:rPr>
+              <w:t>0</w:t>
+            </w:r>
+          </w:p>
+        </w:tc>
+      </w:tr>
+      <w:tr>
+        <w:tc>
+          <w:tcPr>
+            <w:tcW w:type="dxa" w:w="3249"/>
+          </w:tcPr>
+          <w:p>
+            <w:r>
+              <w:rPr>
+                <w:rFonts w:ascii="Times New Roman" w:hAnsi="Times New Roman"/>
+                <w:sz w:val="20"/>
+              </w:rPr>
+              <w:t>0</w:t>
+            </w:r>
+          </w:p>
+        </w:tc>
+        <w:tc>
+          <w:tcPr>
+            <w:tcW w:type="dxa" w:w="3249"/>
+          </w:tcPr>
+          <w:p>
+            <w:r>
+              <w:rPr>
+                <w:rFonts w:ascii="Times New Roman" w:hAnsi="Times New Roman"/>
+                <w:sz w:val="20"/>
+              </w:rPr>
+              <w:t>0.0</w:t>
+            </w:r>
+          </w:p>
+        </w:tc>
+        <w:tc>
+          <w:tcPr>
+            <w:tcW w:type="dxa" w:w="3249"/>
+          </w:tcPr>
+          <w:p>
+            <w:r>
+              <w:rPr>
+                <w:rFonts w:ascii="Times New Roman" w:hAnsi="Times New Roman"/>
+                <w:sz w:val="20"/>
+              </w:rPr>
+              <w:t>0</w:t>
+            </w:r>
+          </w:p>
+        </w:tc>
+      </w:tr>
+      <w:tr>
+        <w:tc>
+          <w:tcPr>
+            <w:tcW w:type="dxa" w:w="3249"/>
+          </w:tcPr>
+          <w:p>
+            <w:r>
+              <w:rPr>
+                <w:rFonts w:ascii="Times New Roman" w:hAnsi="Times New Roman"/>
+                <w:sz w:val="20"/>
+              </w:rPr>
+              <w:t>0</w:t>
+            </w:r>
+          </w:p>
+        </w:tc>
+        <w:tc>
+          <w:tcPr>
+            <w:tcW w:type="dxa" w:w="3249"/>
+          </w:tcPr>
+          <w:p>
+            <w:r>
+              <w:rPr>
+                <w:rFonts w:ascii="Times New Roman" w:hAnsi="Times New Roman"/>
+                <w:sz w:val="20"/>
+              </w:rPr>
+              <w:t>0.0</w:t>
+            </w:r>
+          </w:p>
+        </w:tc>
+        <w:tc>
+          <w:tcPr>
+            <w:tcW w:type="dxa" w:w="3249"/>
+          </w:tcPr>
+          <w:p>
+            <w:r>
+              <w:rPr>
+                <w:rFonts w:ascii="Times New Roman" w:hAnsi="Times New Roman"/>
+                <w:sz w:val="20"/>
+              </w:rPr>
+              <w:t>0</w:t>
+            </w:r>
+          </w:p>
+        </w:tc>
+      </w:tr>
+      <w:tr>
+        <w:tc>
+          <w:tcPr>
+            <w:tcW w:type="dxa" w:w="3249"/>
+          </w:tcPr>
+          <w:p>
+            <w:r>
+              <w:rPr>
+                <w:rFonts w:ascii="Times New Roman" w:hAnsi="Times New Roman"/>
+                <w:sz w:val="20"/>
+              </w:rPr>
+              <w:t>0</w:t>
+            </w:r>
+          </w:p>
+        </w:tc>
+        <w:tc>
+          <w:tcPr>
+            <w:tcW w:type="dxa" w:w="3249"/>
+          </w:tcPr>
+          <w:p>
+            <w:r>
+              <w:rPr>
+                <w:rFonts w:ascii="Times New Roman" w:hAnsi="Times New Roman"/>
+                <w:sz w:val="20"/>
+              </w:rPr>
+              <w:t>0.2</w:t>
+            </w:r>
+          </w:p>
+        </w:tc>
+        <w:tc>
+          <w:tcPr>
+            <w:tcW w:type="dxa" w:w="3249"/>
+          </w:tcPr>
+          <w:p>
+            <w:r>
+              <w:rPr>
+                <w:rFonts w:ascii="Times New Roman" w:hAnsi="Times New Roman"/>
+                <w:sz w:val="20"/>
+              </w:rPr>
+              <w:t>0</w:t>
+            </w:r>
+          </w:p>
+        </w:tc>
+      </w:tr>
+      <w:tr>
+        <w:tc>
+          <w:tcPr>
+            <w:tcW w:type="dxa" w:w="3249"/>
+          </w:tcPr>
+          <w:p>
+            <w:r>
+              <w:rPr>
+                <w:rFonts w:ascii="Times New Roman" w:hAnsi="Times New Roman"/>
+                <w:sz w:val="20"/>
+              </w:rPr>
+              <w:t>0</w:t>
+            </w:r>
+          </w:p>
+        </w:tc>
+        <w:tc>
+          <w:tcPr>
+            <w:tcW w:type="dxa" w:w="3249"/>
+          </w:tcPr>
+          <w:p>
+            <w:r>
+              <w:rPr>
+                <w:rFonts w:ascii="Times New Roman" w:hAnsi="Times New Roman"/>
+                <w:sz w:val="20"/>
+              </w:rPr>
+              <w:t>0.0</w:t>
+            </w:r>
+          </w:p>
+        </w:tc>
+        <w:tc>
+          <w:tcPr>
+            <w:tcW w:type="dxa" w:w="3249"/>
+          </w:tcPr>
+          <w:p>
+            <w:r>
+              <w:rPr>
+                <w:rFonts w:ascii="Times New Roman" w:hAnsi="Times New Roman"/>
+                <w:sz w:val="20"/>
+              </w:rPr>
+              <w:t>0</w:t>
+            </w:r>
+          </w:p>
+        </w:tc>
+      </w:tr>
+      <w:tr>
+        <w:tc>
+          <w:tcPr>
+            <w:tcW w:type="dxa" w:w="3249"/>
+          </w:tcPr>
+          <w:p>
+            <w:r>
+              <w:rPr>
+                <w:rFonts w:ascii="Times New Roman" w:hAnsi="Times New Roman"/>
+                <w:sz w:val="20"/>
+              </w:rPr>
+              <w:t>0</w:t>
+            </w:r>
+          </w:p>
+        </w:tc>
+        <w:tc>
+          <w:tcPr>
+            <w:tcW w:type="dxa" w:w="3249"/>
+          </w:tcPr>
+          <w:p>
+            <w:r>
+              <w:rPr>
+                <w:rFonts w:ascii="Times New Roman" w:hAnsi="Times New Roman"/>
+                <w:sz w:val="20"/>
+              </w:rPr>
+              <w:t>0.2</w:t>
+            </w:r>
+          </w:p>
+        </w:tc>
+        <w:tc>
+          <w:tcPr>
+            <w:tcW w:type="dxa" w:w="3249"/>
+          </w:tcPr>
+          <w:p>
+            <w:r>
+              <w:rPr>
+                <w:rFonts w:ascii="Times New Roman" w:hAnsi="Times New Roman"/>
+                <w:sz w:val="20"/>
+              </w:rPr>
+              <w:t>0</w:t>
+            </w:r>
+          </w:p>
+        </w:tc>
+      </w:tr>
+      <w:tr>
+        <w:tc>
+          <w:tcPr>
+            <w:tcW w:type="dxa" w:w="3249"/>
+          </w:tcPr>
+          <w:p>
+            <w:r>
+              <w:rPr>
+                <w:rFonts w:ascii="Times New Roman" w:hAnsi="Times New Roman"/>
+                <w:sz w:val="20"/>
+              </w:rPr>
+              <w:t>0</w:t>
+            </w:r>
+          </w:p>
+        </w:tc>
+        <w:tc>
+          <w:tcPr>
+            <w:tcW w:type="dxa" w:w="3249"/>
+          </w:tcPr>
+          <w:p>
+            <w:r>
+              <w:rPr>
+                <w:rFonts w:ascii="Times New Roman" w:hAnsi="Times New Roman"/>
+                <w:sz w:val="20"/>
+              </w:rPr>
+              <w:t>0.0</w:t>
+            </w:r>
+          </w:p>
+        </w:tc>
+        <w:tc>
+          <w:tcPr>
+            <w:tcW w:type="dxa" w:w="3249"/>
+          </w:tcPr>
+          <w:p>
+            <w:r>
+              <w:rPr>
+                <w:rFonts w:ascii="Times New Roman" w:hAnsi="Times New Roman"/>
+                <w:sz w:val="20"/>
+              </w:rPr>
+              <w:t>0</w:t>
+            </w:r>
+          </w:p>
+        </w:tc>
+      </w:tr>
+      <w:tr>
+        <w:tc>
+          <w:tcPr>
+            <w:tcW w:type="dxa" w:w="3249"/>
+          </w:tcPr>
+          <w:p>
+            <w:r>
+              <w:rPr>
+                <w:rFonts w:ascii="Times New Roman" w:hAnsi="Times New Roman"/>
+                <w:sz w:val="20"/>
+              </w:rPr>
+              <w:t>0</w:t>
+            </w:r>
+          </w:p>
+        </w:tc>
+        <w:tc>
+          <w:tcPr>
+            <w:tcW w:type="dxa" w:w="3249"/>
+          </w:tcPr>
+          <w:p>
+            <w:r>
+              <w:rPr>
+                <w:rFonts w:ascii="Times New Roman" w:hAnsi="Times New Roman"/>
+                <w:sz w:val="20"/>
+              </w:rPr>
+              <w:t>0.0</w:t>
+            </w:r>
+          </w:p>
+        </w:tc>
+        <w:tc>
+          <w:tcPr>
+            <w:tcW w:type="dxa" w:w="3249"/>
+          </w:tcPr>
+          <w:p>
+            <w:r>
+              <w:rPr>
+                <w:rFonts w:ascii="Times New Roman" w:hAnsi="Times New Roman"/>
+                <w:sz w:val="20"/>
+              </w:rPr>
+              <w:t>0</w:t>
+            </w:r>
+          </w:p>
+        </w:tc>
+      </w:tr>
+      <w:tr>
+        <w:tc>
+          <w:tcPr>
+            <w:tcW w:type="dxa" w:w="3249"/>
+          </w:tcPr>
+          <w:p>
+            <w:r>
+              <w:rPr>
+                <w:rFonts w:ascii="Times New Roman" w:hAnsi="Times New Roman"/>
+                <w:sz w:val="20"/>
+              </w:rPr>
+              <w:t>0</w:t>
+            </w:r>
+          </w:p>
+        </w:tc>
+        <w:tc>
+          <w:tcPr>
+            <w:tcW w:type="dxa" w:w="3249"/>
+          </w:tcPr>
+          <w:p>
+            <w:r>
+              <w:rPr>
+                <w:rFonts w:ascii="Times New Roman" w:hAnsi="Times New Roman"/>
+                <w:sz w:val="20"/>
+              </w:rPr>
+              <w:t>0.0</w:t>
+            </w:r>
+          </w:p>
+        </w:tc>
+        <w:tc>
+          <w:tcPr>
+            <w:tcW w:type="dxa" w:w="3249"/>
+          </w:tcPr>
+          <w:p>
+            <w:r>
+              <w:rPr>
+                <w:rFonts w:ascii="Times New Roman" w:hAnsi="Times New Roman"/>
+                <w:sz w:val="20"/>
+              </w:rPr>
+              <w:t>0</w:t>
+            </w:r>
+          </w:p>
+        </w:tc>
+      </w:tr>
+      <w:tr>
+        <w:tc>
+          <w:tcPr>
+            <w:tcW w:type="dxa" w:w="3249"/>
+          </w:tcPr>
+          <w:p>
+            <w:r>
+              <w:rPr>
+                <w:rFonts w:ascii="Times New Roman" w:hAnsi="Times New Roman"/>
+                <w:sz w:val="20"/>
+              </w:rPr>
+              <w:t>0</w:t>
+            </w:r>
+          </w:p>
+        </w:tc>
+        <w:tc>
+          <w:tcPr>
+            <w:tcW w:type="dxa" w:w="3249"/>
+          </w:tcPr>
+          <w:p>
+            <w:r>
+              <w:rPr>
+                <w:rFonts w:ascii="Times New Roman" w:hAnsi="Times New Roman"/>
+                <w:sz w:val="20"/>
+              </w:rPr>
+              <w:t>0.4</w:t>
+            </w:r>
+          </w:p>
+        </w:tc>
+        <w:tc>
+          <w:tcPr>
+            <w:tcW w:type="dxa" w:w="3249"/>
+          </w:tcPr>
+          <w:p>
+            <w:r>
+              <w:rPr>
+                <w:rFonts w:ascii="Times New Roman" w:hAnsi="Times New Roman"/>
+                <w:sz w:val="20"/>
+              </w:rPr>
+              <w:t>1</w:t>
+            </w:r>
+          </w:p>
+        </w:tc>
+      </w:tr>
+      <w:tr>
+        <w:tc>
+          <w:tcPr>
+            <w:tcW w:type="dxa" w:w="3249"/>
+          </w:tcPr>
+          <w:p>
+            <w:r>
+              <w:rPr>
+                <w:rFonts w:ascii="Times New Roman" w:hAnsi="Times New Roman"/>
+                <w:sz w:val="20"/>
+              </w:rPr>
+              <w:t>1</w:t>
+            </w:r>
+          </w:p>
+        </w:tc>
+        <w:tc>
+          <w:tcPr>
+            <w:tcW w:type="dxa" w:w="3249"/>
+          </w:tcPr>
+          <w:p>
+            <w:r>
+              <w:rPr>
+                <w:rFonts w:ascii="Times New Roman" w:hAnsi="Times New Roman"/>
+                <w:sz w:val="20"/>
+              </w:rPr>
+              <w:t>0.6</w:t>
+            </w:r>
+          </w:p>
+        </w:tc>
+        <w:tc>
+          <w:tcPr>
+            <w:tcW w:type="dxa" w:w="3249"/>
+          </w:tcPr>
+          <w:p>
+            <w:r>
+              <w:rPr>
+                <w:rFonts w:ascii="Times New Roman" w:hAnsi="Times New Roman"/>
+                <w:sz w:val="20"/>
+              </w:rPr>
+              <w:t>1</w:t>
+            </w:r>
+          </w:p>
+        </w:tc>
+      </w:tr>
+      <w:tr>
+        <w:tc>
+          <w:tcPr>
+            <w:tcW w:type="dxa" w:w="3249"/>
+          </w:tcPr>
+          <w:p>
+            <w:r>
+              <w:rPr>
+                <w:rFonts w:ascii="Times New Roman" w:hAnsi="Times New Roman"/>
+                <w:sz w:val="20"/>
+              </w:rPr>
+              <w:t>0</w:t>
+            </w:r>
+          </w:p>
+        </w:tc>
+        <w:tc>
+          <w:tcPr>
+            <w:tcW w:type="dxa" w:w="3249"/>
+          </w:tcPr>
+          <w:p>
+            <w:r>
+              <w:rPr>
+                <w:rFonts w:ascii="Times New Roman" w:hAnsi="Times New Roman"/>
+                <w:sz w:val="20"/>
+              </w:rPr>
+              <w:t>0.4</w:t>
+            </w:r>
+          </w:p>
+        </w:tc>
+        <w:tc>
+          <w:tcPr>
+            <w:tcW w:type="dxa" w:w="3249"/>
+          </w:tcPr>
+          <w:p>
+            <w:r>
+              <w:rPr>
+                <w:rFonts w:ascii="Times New Roman" w:hAnsi="Times New Roman"/>
+                <w:sz w:val="20"/>
+              </w:rPr>
+              <w:t>1</w:t>
+            </w:r>
+          </w:p>
+        </w:tc>
+      </w:tr>
+      <w:tr>
+        <w:tc>
+          <w:tcPr>
+            <w:tcW w:type="dxa" w:w="3249"/>
+          </w:tcPr>
+          <w:p>
+            <w:r>
+              <w:rPr>
+                <w:rFonts w:ascii="Times New Roman" w:hAnsi="Times New Roman"/>
+                <w:sz w:val="20"/>
+              </w:rPr>
+              <w:t>0</w:t>
+            </w:r>
+          </w:p>
+        </w:tc>
+        <w:tc>
+          <w:tcPr>
+            <w:tcW w:type="dxa" w:w="3249"/>
+          </w:tcPr>
+          <w:p>
+            <w:r>
+              <w:rPr>
+                <w:rFonts w:ascii="Times New Roman" w:hAnsi="Times New Roman"/>
+                <w:sz w:val="20"/>
+              </w:rPr>
+              <w:t>0.6</w:t>
+            </w:r>
+          </w:p>
+        </w:tc>
+        <w:tc>
+          <w:tcPr>
+            <w:tcW w:type="dxa" w:w="3249"/>
+          </w:tcPr>
+          <w:p>
+            <w:r>
+              <w:rPr>
+                <w:rFonts w:ascii="Times New Roman" w:hAnsi="Times New Roman"/>
+                <w:sz w:val="20"/>
+              </w:rPr>
+              <w:t>1</w:t>
+            </w:r>
+          </w:p>
+        </w:tc>
+      </w:tr>
+      <w:tr>
+        <w:tc>
+          <w:tcPr>
+            <w:tcW w:type="dxa" w:w="3249"/>
+          </w:tcPr>
+          <w:p>
+            <w:r>
+              <w:rPr>
+                <w:rFonts w:ascii="Times New Roman" w:hAnsi="Times New Roman"/>
+                <w:sz w:val="20"/>
+              </w:rPr>
+              <w:t>0</w:t>
+            </w:r>
+          </w:p>
+        </w:tc>
+        <w:tc>
+          <w:tcPr>
+            <w:tcW w:type="dxa" w:w="3249"/>
+          </w:tcPr>
+          <w:p>
+            <w:r>
+              <w:rPr>
+                <w:rFonts w:ascii="Times New Roman" w:hAnsi="Times New Roman"/>
+                <w:sz w:val="20"/>
+              </w:rPr>
+              <w:t>0.4</w:t>
+            </w:r>
+          </w:p>
+        </w:tc>
+        <w:tc>
+          <w:tcPr>
+            <w:tcW w:type="dxa" w:w="3249"/>
+          </w:tcPr>
+          <w:p>
+            <w:r>
+              <w:rPr>
+                <w:rFonts w:ascii="Times New Roman" w:hAnsi="Times New Roman"/>
+                <w:sz w:val="20"/>
+              </w:rPr>
+              <w:t>1</w:t>
+            </w:r>
+          </w:p>
+        </w:tc>
+      </w:tr>
+      <w:tr>
+        <w:tc>
+          <w:tcPr>
+            <w:tcW w:type="dxa" w:w="3249"/>
+          </w:tcPr>
+          <w:p>
+            <w:r>
+              <w:rPr>
+                <w:rFonts w:ascii="Times New Roman" w:hAnsi="Times New Roman"/>
+                <w:sz w:val="20"/>
+              </w:rPr>
+              <w:t>0</w:t>
+            </w:r>
+          </w:p>
+        </w:tc>
+        <w:tc>
+          <w:tcPr>
+            <w:tcW w:type="dxa" w:w="3249"/>
+          </w:tcPr>
+          <w:p>
+            <w:r>
+              <w:rPr>
+                <w:rFonts w:ascii="Times New Roman" w:hAnsi="Times New Roman"/>
+                <w:sz w:val="20"/>
+              </w:rPr>
+              <w:t>0.6</w:t>
+            </w:r>
+          </w:p>
+        </w:tc>
+        <w:tc>
+          <w:tcPr>
+            <w:tcW w:type="dxa" w:w="3249"/>
+          </w:tcPr>
+          <w:p>
+            <w:r>
+              <w:rPr>
+                <w:rFonts w:ascii="Times New Roman" w:hAnsi="Times New Roman"/>
+                <w:sz w:val="20"/>
+              </w:rPr>
+              <w:t>1</w:t>
+            </w:r>
+          </w:p>
+        </w:tc>
+      </w:tr>
+      <w:tr>
+        <w:tc>
+          <w:tcPr>
+            <w:tcW w:type="dxa" w:w="3249"/>
+          </w:tcPr>
+          <w:p>
+            <w:r>
+              <w:rPr>
+                <w:rFonts w:ascii="Times New Roman" w:hAnsi="Times New Roman"/>
+                <w:sz w:val="20"/>
+              </w:rPr>
+              <w:t>0</w:t>
+            </w:r>
+          </w:p>
+        </w:tc>
+        <w:tc>
+          <w:tcPr>
+            <w:tcW w:type="dxa" w:w="3249"/>
+          </w:tcPr>
+          <w:p>
+            <w:r>
+              <w:rPr>
+                <w:rFonts w:ascii="Times New Roman" w:hAnsi="Times New Roman"/>
+                <w:sz w:val="20"/>
+              </w:rPr>
+              <w:t>0.0</w:t>
+            </w:r>
+          </w:p>
+        </w:tc>
+        <w:tc>
+          <w:tcPr>
+            <w:tcW w:type="dxa" w:w="3249"/>
+          </w:tcPr>
+          <w:p>
+            <w:r>
+              <w:rPr>
+                <w:rFonts w:ascii="Times New Roman" w:hAnsi="Times New Roman"/>
+                <w:sz w:val="20"/>
+              </w:rPr>
+              <w:t>0</w:t>
+            </w:r>
+          </w:p>
+        </w:tc>
+      </w:tr>
+      <w:tr>
+        <w:tc>
+          <w:tcPr>
+            <w:tcW w:type="dxa" w:w="3249"/>
+          </w:tcPr>
+          <w:p>
+            <w:r>
+              <w:rPr>
+                <w:rFonts w:ascii="Times New Roman" w:hAnsi="Times New Roman"/>
+                <w:sz w:val="20"/>
+              </w:rPr>
+              <w:t>0</w:t>
+            </w:r>
+          </w:p>
+        </w:tc>
+        <w:tc>
+          <w:tcPr>
+            <w:tcW w:type="dxa" w:w="3249"/>
+          </w:tcPr>
+          <w:p>
+            <w:r>
+              <w:rPr>
+                <w:rFonts w:ascii="Times New Roman" w:hAnsi="Times New Roman"/>
+                <w:sz w:val="20"/>
+              </w:rPr>
+              <w:t>0.4</w:t>
+            </w:r>
+          </w:p>
+        </w:tc>
+        <w:tc>
+          <w:tcPr>
+            <w:tcW w:type="dxa" w:w="3249"/>
+          </w:tcPr>
+          <w:p>
+            <w:r>
+              <w:rPr>
+                <w:rFonts w:ascii="Times New Roman" w:hAnsi="Times New Roman"/>
+                <w:sz w:val="20"/>
+              </w:rPr>
+              <w:t>1</w:t>
+            </w:r>
+          </w:p>
+        </w:tc>
+      </w:tr>
+      <w:tr>
+        <w:tc>
+          <w:tcPr>
+            <w:tcW w:type="dxa" w:w="3249"/>
+          </w:tcPr>
+          <w:p>
+            <w:r>
+              <w:rPr>
+                <w:rFonts w:ascii="Times New Roman" w:hAnsi="Times New Roman"/>
+                <w:sz w:val="20"/>
+              </w:rPr>
+              <w:t>0</w:t>
+            </w:r>
+          </w:p>
+        </w:tc>
+        <w:tc>
+          <w:tcPr>
+            <w:tcW w:type="dxa" w:w="3249"/>
+          </w:tcPr>
+          <w:p>
+            <w:r>
+              <w:rPr>
+                <w:rFonts w:ascii="Times New Roman" w:hAnsi="Times New Roman"/>
+                <w:sz w:val="20"/>
+              </w:rPr>
+              <w:t>0.0</w:t>
+            </w:r>
+          </w:p>
+        </w:tc>
+        <w:tc>
+          <w:tcPr>
+            <w:tcW w:type="dxa" w:w="3249"/>
+          </w:tcPr>
+          <w:p>
+            <w:r>
+              <w:rPr>
+                <w:rFonts w:ascii="Times New Roman" w:hAnsi="Times New Roman"/>
+                <w:sz w:val="20"/>
+              </w:rPr>
+              <w:t>0</w:t>
+            </w:r>
+          </w:p>
+        </w:tc>
+      </w:tr>
+      <w:tr>
+        <w:tc>
+          <w:tcPr>
+            <w:tcW w:type="dxa" w:w="3249"/>
+          </w:tcPr>
+          <w:p>
+            <w:r>
+              <w:rPr>
+                <w:rFonts w:ascii="Times New Roman" w:hAnsi="Times New Roman"/>
+                <w:sz w:val="20"/>
+              </w:rPr>
+              <w:t>0</w:t>
+            </w:r>
+          </w:p>
+        </w:tc>
+        <w:tc>
+          <w:tcPr>
+            <w:tcW w:type="dxa" w:w="3249"/>
+          </w:tcPr>
+          <w:p>
+            <w:r>
+              <w:rPr>
+                <w:rFonts w:ascii="Times New Roman" w:hAnsi="Times New Roman"/>
+                <w:sz w:val="20"/>
+              </w:rPr>
+              <w:t>0.4</w:t>
+            </w:r>
+          </w:p>
+        </w:tc>
+        <w:tc>
+          <w:tcPr>
+            <w:tcW w:type="dxa" w:w="3249"/>
+          </w:tcPr>
+          <w:p>
+            <w:r>
+              <w:rPr>
+                <w:rFonts w:ascii="Times New Roman" w:hAnsi="Times New Roman"/>
+                <w:sz w:val="20"/>
+              </w:rPr>
+              <w:t>1</w:t>
+            </w:r>
+          </w:p>
+        </w:tc>
+      </w:tr>
+      <w:tr>
+        <w:tc>
+          <w:tcPr>
+            <w:tcW w:type="dxa" w:w="3249"/>
+          </w:tcPr>
+          <w:p>
+            <w:r>
+              <w:rPr>
+                <w:rFonts w:ascii="Times New Roman" w:hAnsi="Times New Roman"/>
+                <w:sz w:val="20"/>
+              </w:rPr>
+              <w:t>0</w:t>
+            </w:r>
+          </w:p>
+        </w:tc>
+        <w:tc>
+          <w:tcPr>
+            <w:tcW w:type="dxa" w:w="3249"/>
+          </w:tcPr>
+          <w:p>
+            <w:r>
+              <w:rPr>
+                <w:rFonts w:ascii="Times New Roman" w:hAnsi="Times New Roman"/>
+                <w:sz w:val="20"/>
+              </w:rPr>
+              <w:t>0.4</w:t>
+            </w:r>
+          </w:p>
+        </w:tc>
+        <w:tc>
+          <w:tcPr>
+            <w:tcW w:type="dxa" w:w="3249"/>
+          </w:tcPr>
+          <w:p>
+            <w:r>
+              <w:rPr>
+                <w:rFonts w:ascii="Times New Roman" w:hAnsi="Times New Roman"/>
+                <w:sz w:val="20"/>
+              </w:rPr>
+              <w:t>1</w:t>
+            </w:r>
+          </w:p>
+        </w:tc>
+      </w:tr>
+      <w:tr>
+        <w:tc>
+          <w:tcPr>
+            <w:tcW w:type="dxa" w:w="3249"/>
+          </w:tcPr>
+          <w:p>
+            <w:r>
+              <w:rPr>
+                <w:rFonts w:ascii="Times New Roman" w:hAnsi="Times New Roman"/>
+                <w:sz w:val="20"/>
+              </w:rPr>
+              <w:t>0</w:t>
+            </w:r>
+          </w:p>
+        </w:tc>
+        <w:tc>
+          <w:tcPr>
+            <w:tcW w:type="dxa" w:w="3249"/>
+          </w:tcPr>
+          <w:p>
+            <w:r>
+              <w:rPr>
+                <w:rFonts w:ascii="Times New Roman" w:hAnsi="Times New Roman"/>
+                <w:sz w:val="20"/>
+              </w:rPr>
+              <w:t>0.2</w:t>
+            </w:r>
+          </w:p>
+        </w:tc>
+        <w:tc>
+          <w:tcPr>
+            <w:tcW w:type="dxa" w:w="3249"/>
+          </w:tcPr>
+          <w:p>
+            <w:r>
+              <w:rPr>
+                <w:rFonts w:ascii="Times New Roman" w:hAnsi="Times New Roman"/>
+                <w:sz w:val="20"/>
+              </w:rPr>
+              <w:t>0</w:t>
+            </w:r>
+          </w:p>
+        </w:tc>
+      </w:tr>
+      <w:tr>
+        <w:tc>
+          <w:tcPr>
+            <w:tcW w:type="dxa" w:w="3249"/>
+          </w:tcPr>
+          <w:p>
+            <w:r>
+              <w:rPr>
+                <w:rFonts w:ascii="Times New Roman" w:hAnsi="Times New Roman"/>
+                <w:sz w:val="20"/>
+              </w:rPr>
+              <w:t>0</w:t>
+            </w:r>
+          </w:p>
+        </w:tc>
+        <w:tc>
+          <w:tcPr>
+            <w:tcW w:type="dxa" w:w="3249"/>
+          </w:tcPr>
+          <w:p>
+            <w:r>
+              <w:rPr>
+                <w:rFonts w:ascii="Times New Roman" w:hAnsi="Times New Roman"/>
+                <w:sz w:val="20"/>
+              </w:rPr>
+              <w:t>0.8</w:t>
+            </w:r>
+          </w:p>
+        </w:tc>
+        <w:tc>
+          <w:tcPr>
+            <w:tcW w:type="dxa" w:w="3249"/>
+          </w:tcPr>
+          <w:p>
+            <w:r>
+              <w:rPr>
+                <w:rFonts w:ascii="Times New Roman" w:hAnsi="Times New Roman"/>
+                <w:sz w:val="20"/>
+              </w:rPr>
+              <w:t>1</w:t>
+            </w:r>
+          </w:p>
+        </w:tc>
+      </w:tr>
+      <w:tr>
+        <w:tc>
+          <w:tcPr>
+            <w:tcW w:type="dxa" w:w="3249"/>
+          </w:tcPr>
+          <w:p>
+            <w:r>
+              <w:rPr>
+                <w:rFonts w:ascii="Times New Roman" w:hAnsi="Times New Roman"/>
+                <w:sz w:val="20"/>
+              </w:rPr>
+              <w:t>1</w:t>
+            </w:r>
+          </w:p>
+        </w:tc>
+        <w:tc>
+          <w:tcPr>
+            <w:tcW w:type="dxa" w:w="3249"/>
+          </w:tcPr>
+          <w:p>
+            <w:r>
+              <w:rPr>
+                <w:rFonts w:ascii="Times New Roman" w:hAnsi="Times New Roman"/>
+                <w:sz w:val="20"/>
+              </w:rPr>
+              <w:t>0.6</w:t>
+            </w:r>
+          </w:p>
+        </w:tc>
+        <w:tc>
+          <w:tcPr>
+            <w:tcW w:type="dxa" w:w="3249"/>
+          </w:tcPr>
+          <w:p>
+            <w:r>
+              <w:rPr>
+                <w:rFonts w:ascii="Times New Roman" w:hAnsi="Times New Roman"/>
+                <w:sz w:val="20"/>
+              </w:rPr>
+              <w:t>1</w:t>
+            </w:r>
+          </w:p>
+        </w:tc>
+      </w:tr>
+      <w:tr>
+        <w:tc>
+          <w:tcPr>
+            <w:tcW w:type="dxa" w:w="3249"/>
+          </w:tcPr>
+          <w:p>
+            <w:r>
+              <w:rPr>
+                <w:rFonts w:ascii="Times New Roman" w:hAnsi="Times New Roman"/>
+                <w:sz w:val="20"/>
+              </w:rPr>
+              <w:t>0</w:t>
+            </w:r>
+          </w:p>
+        </w:tc>
+        <w:tc>
+          <w:tcPr>
+            <w:tcW w:type="dxa" w:w="3249"/>
+          </w:tcPr>
+          <w:p>
+            <w:r>
+              <w:rPr>
+                <w:rFonts w:ascii="Times New Roman" w:hAnsi="Times New Roman"/>
+                <w:sz w:val="20"/>
+              </w:rPr>
+              <w:t>0.2</w:t>
+            </w:r>
+          </w:p>
+        </w:tc>
+        <w:tc>
+          <w:tcPr>
+            <w:tcW w:type="dxa" w:w="3249"/>
+          </w:tcPr>
+          <w:p>
+            <w:r>
+              <w:rPr>
+                <w:rFonts w:ascii="Times New Roman" w:hAnsi="Times New Roman"/>
+                <w:sz w:val="20"/>
+              </w:rPr>
+              <w:t>0</w:t>
+            </w:r>
+          </w:p>
+        </w:tc>
+      </w:tr>
+      <w:tr>
+        <w:tc>
+          <w:tcPr>
+            <w:tcW w:type="dxa" w:w="3249"/>
+          </w:tcPr>
+          <w:p>
+            <w:r>
+              <w:rPr>
+                <w:rFonts w:ascii="Times New Roman" w:hAnsi="Times New Roman"/>
+                <w:sz w:val="20"/>
+              </w:rPr>
+              <w:t>1</w:t>
+            </w:r>
+          </w:p>
+        </w:tc>
+        <w:tc>
+          <w:tcPr>
+            <w:tcW w:type="dxa" w:w="3249"/>
+          </w:tcPr>
+          <w:p>
+            <w:r>
+              <w:rPr>
+                <w:rFonts w:ascii="Times New Roman" w:hAnsi="Times New Roman"/>
+                <w:sz w:val="20"/>
+              </w:rPr>
+              <w:t>0.4</w:t>
+            </w:r>
+          </w:p>
+        </w:tc>
+        <w:tc>
+          <w:tcPr>
+            <w:tcW w:type="dxa" w:w="3249"/>
+          </w:tcPr>
+          <w:p>
+            <w:r>
+              <w:rPr>
+                <w:rFonts w:ascii="Times New Roman" w:hAnsi="Times New Roman"/>
+                <w:sz w:val="20"/>
+              </w:rPr>
+              <w:t>1</w:t>
+            </w:r>
+          </w:p>
+        </w:tc>
+      </w:tr>
+      <w:tr>
+        <w:tc>
+          <w:tcPr>
+            <w:tcW w:type="dxa" w:w="3249"/>
+          </w:tcPr>
+          <w:p>
+            <w:r>
+              <w:rPr>
+                <w:rFonts w:ascii="Times New Roman" w:hAnsi="Times New Roman"/>
+                <w:sz w:val="20"/>
+              </w:rPr>
+              <w:t>1</w:t>
+            </w:r>
+          </w:p>
+        </w:tc>
+        <w:tc>
+          <w:tcPr>
+            <w:tcW w:type="dxa" w:w="3249"/>
+          </w:tcPr>
+          <w:p>
+            <w:r>
+              <w:rPr>
+                <w:rFonts w:ascii="Times New Roman" w:hAnsi="Times New Roman"/>
+                <w:sz w:val="20"/>
+              </w:rPr>
+              <w:t>0.4</w:t>
+            </w:r>
+          </w:p>
+        </w:tc>
+        <w:tc>
+          <w:tcPr>
+            <w:tcW w:type="dxa" w:w="3249"/>
+          </w:tcPr>
+          <w:p>
+            <w:r>
+              <w:rPr>
+                <w:rFonts w:ascii="Times New Roman" w:hAnsi="Times New Roman"/>
+                <w:sz w:val="20"/>
+              </w:rPr>
+              <w:t>1</w:t>
+            </w:r>
+          </w:p>
+        </w:tc>
+      </w:tr>
+      <w:tr>
+        <w:tc>
+          <w:tcPr>
+            <w:tcW w:type="dxa" w:w="3249"/>
+          </w:tcPr>
+          <w:p>
+            <w:r>
+              <w:rPr>
+                <w:rFonts w:ascii="Times New Roman" w:hAnsi="Times New Roman"/>
+                <w:sz w:val="20"/>
+              </w:rPr>
+              <w:t>0</w:t>
+            </w:r>
+          </w:p>
+        </w:tc>
+        <w:tc>
+          <w:tcPr>
+            <w:tcW w:type="dxa" w:w="3249"/>
+          </w:tcPr>
+          <w:p>
+            <w:r>
+              <w:rPr>
+                <w:rFonts w:ascii="Times New Roman" w:hAnsi="Times New Roman"/>
+                <w:sz w:val="20"/>
+              </w:rPr>
+              <w:t>0.0</w:t>
+            </w:r>
+          </w:p>
+        </w:tc>
+        <w:tc>
+          <w:tcPr>
+            <w:tcW w:type="dxa" w:w="3249"/>
+          </w:tcPr>
+          <w:p>
+            <w:r>
+              <w:rPr>
+                <w:rFonts w:ascii="Times New Roman" w:hAnsi="Times New Roman"/>
+                <w:sz w:val="20"/>
+              </w:rPr>
+              <w:t>0</w:t>
+            </w:r>
+          </w:p>
+        </w:tc>
+      </w:tr>
+    </w:tbl>
+    <w:p/>
+    <w:p>
+      <w:r>
+        <w:rPr>
+          <w:rFonts w:ascii="Times New Roman" w:hAnsi="Times New Roman" w:eastAsia="Times New Roman"/>
+          <w:b/>
+          <w:sz w:val="24"/>
+        </w:rPr>
+        <w:t>Вопрос:</w:t>
+      </w:r>
+    </w:p>
+    <w:p>
+      <w:r>
+        <w:rPr>
+          <w:rFonts w:ascii="Times New Roman" w:hAnsi="Times New Roman" w:eastAsia="Times New Roman"/>
+          <w:b w:val="0"/>
+          <w:sz w:val="24"/>
+        </w:rPr>
+        <w:t>Постройте матрицу ошибок.</w:t>
+      </w:r>
+    </w:p>
+    <w:p>
+      <w:r>
+        <w:rPr>
+          <w:rFonts w:ascii="Times New Roman" w:hAnsi="Times New Roman" w:eastAsia="Times New Roman"/>
+          <w:b/>
+          <w:sz w:val="24"/>
+        </w:rPr>
+        <w:t>Решение:</w:t>
+      </w:r>
+    </w:p>
+    <w:p>
+      <w:r>
+        <w:rPr>
+          <w:rFonts w:ascii="Times New Roman" w:hAnsi="Times New Roman" w:eastAsia="Times New Roman"/>
+          <w:b w:val="0"/>
+          <w:sz w:val="24"/>
+        </w:rPr>
+        <w:t>confusion_matrix на тесте, порог 0.4.</w:t>
+      </w:r>
+    </w:p>
+    <w:p>
+      <w:r>
+        <w:rPr>
+          <w:rFonts w:ascii="Times New Roman" w:hAnsi="Times New Roman" w:eastAsia="Times New Roman"/>
+          <w:b/>
+          <w:sz w:val="24"/>
+        </w:rPr>
+        <w:t>Ответ:</w:t>
+      </w:r>
+    </w:p>
+    <w:p>
+      <w:r>
+        <w:rPr>
+          <w:rFonts w:ascii="Times New Roman" w:hAnsi="Times New Roman" w:eastAsia="Times New Roman"/>
+          <w:b w:val="0"/>
+          <w:sz w:val="24"/>
+        </w:rPr>
+        <w:t>Строки факт, столбцы прогноз. [[17, 10], [0, 5]]. Вовремя и угадано 17, ложная тревога 10, пропущенная просрочка 0, пойманная просрочка 5.</w:t>
+      </w:r>
+    </w:p>
+    <w:p/>
+    <w:p>
+      <w:r>
+        <w:rPr>
+          <w:rFonts w:ascii="Times New Roman" w:hAnsi="Times New Roman" w:eastAsia="Times New Roman"/>
+          <w:b/>
+          <w:sz w:val="24"/>
+        </w:rPr>
+        <w:t>Вопрос:</w:t>
+      </w:r>
+    </w:p>
+    <w:p>
+      <w:r>
+        <w:rPr>
+          <w:rFonts w:ascii="Times New Roman" w:hAnsi="Times New Roman" w:eastAsia="Times New Roman"/>
+          <w:b w:val="0"/>
+          <w:sz w:val="24"/>
+        </w:rPr>
+        <w:t>Рассчитайте метрики качества.</w:t>
+      </w:r>
+    </w:p>
+    <w:p>
+      <w:r>
+        <w:rPr>
+          <w:rFonts w:ascii="Times New Roman" w:hAnsi="Times New Roman" w:eastAsia="Times New Roman"/>
+          <w:b/>
+          <w:sz w:val="24"/>
+        </w:rPr>
+        <w:t>Решение:</w:t>
+      </w:r>
+    </w:p>
+    <w:p>
+      <w:r>
+        <w:rPr>
+          <w:rFonts w:ascii="Times New Roman" w:hAnsi="Times New Roman" w:eastAsia="Times New Roman"/>
+          <w:b w:val="0"/>
+          <w:sz w:val="24"/>
+        </w:rPr>
+        <w:t>accuracy, precision, recall, F1 и AUC. AUC от порога не зависит.</w:t>
+      </w:r>
+    </w:p>
+    <w:p>
+      <w:r>
+        <w:rPr>
+          <w:rFonts w:ascii="Times New Roman" w:hAnsi="Times New Roman" w:eastAsia="Times New Roman"/>
+          <w:b/>
+          <w:sz w:val="24"/>
+        </w:rPr>
+        <w:t>Ответ:</w:t>
+      </w:r>
+    </w:p>
+    <w:p>
+      <w:r>
+        <w:rPr>
+          <w:rFonts w:ascii="Times New Roman" w:hAnsi="Times New Roman" w:eastAsia="Times New Roman"/>
+          <w:b w:val="0"/>
+          <w:sz w:val="24"/>
+        </w:rPr>
+        <w:t>accuracy 0.688, precision 0.333, recall 1.0, F1 0.5, AUC 0.826.</w:t>
+      </w:r>
+    </w:p>
+    <w:p/>
+    <w:p>
+      <w:r>
+        <w:rPr>
+          <w:rFonts w:ascii="Times New Roman" w:hAnsi="Times New Roman" w:eastAsia="Times New Roman"/>
+          <w:b/>
+          <w:sz w:val="24"/>
+        </w:rPr>
+        <w:t>Вопрос:</w:t>
+      </w:r>
+    </w:p>
+    <w:p>
+      <w:r>
+        <w:rPr>
+          <w:rFonts w:ascii="Times New Roman" w:hAnsi="Times New Roman" w:eastAsia="Times New Roman"/>
+          <w:b w:val="0"/>
+          <w:sz w:val="24"/>
+        </w:rPr>
+        <w:t>Сделайте выводы относительно полученной модели, ее качества и полученных зависимостей.</w:t>
+      </w:r>
+    </w:p>
+    <w:p>
+      <w:r>
+        <w:rPr>
+          <w:rFonts w:ascii="Times New Roman" w:hAnsi="Times New Roman" w:eastAsia="Times New Roman"/>
+          <w:b/>
+          <w:sz w:val="24"/>
+        </w:rPr>
+        <w:t>Решение:</w:t>
+      </w:r>
+    </w:p>
+    <w:p>
+      <w:r>
+        <w:rPr>
+          <w:rFonts w:ascii="Times New Roman" w:hAnsi="Times New Roman" w:eastAsia="Times New Roman"/>
+          <w:b w:val="0"/>
+          <w:sz w:val="24"/>
+        </w:rPr>
+        <w:t>Смотрел AUC, precision, recall и средние признаков у просрочивших и у остальных.</w:t>
+      </w:r>
+    </w:p>
+    <w:p>
+      <w:r>
+        <w:rPr>
+          <w:rFonts w:ascii="Times New Roman" w:hAnsi="Times New Roman" w:eastAsia="Times New Roman"/>
+          <w:b/>
+          <w:sz w:val="24"/>
+        </w:rPr>
+        <w:t>Ответ:</w:t>
+      </w:r>
+    </w:p>
+    <w:p>
+      <w:r>
+        <w:rPr>
+          <w:rFonts w:ascii="Times New Roman" w:hAnsi="Times New Roman" w:eastAsia="Times New Roman"/>
+          <w:b w:val="0"/>
+          <w:sz w:val="24"/>
+        </w:rPr>
+        <w:t>AUC 0.826, это выше случайного 0.5, но до единицы далеко. При пороге 0.4 recall 1.0, precision 0.333: из 15 тревог верных 5. Для библиотеки так лучше, чем пропускать должников, но список на проверку длинный. У просрочивших средний возраст 20.312, у остальных 30.038. Тема совпала: 0.25 и 0.2. Жанр совпал: 0.25 и 0.25. Сколько раз брали: 5.688 и 5.688. Отличается в основном возраст, молодые сдают позже.</w:t>
+      </w:r>
+    </w:p>
+    <w:p/>
+    <w:p>
+      <w:r>
+        <w:rPr>
+          <w:rFonts w:ascii="Times New Roman" w:hAnsi="Times New Roman" w:eastAsia="Times New Roman"/>
+          <w:b/>
+          <w:sz w:val="24"/>
+        </w:rPr>
+        <w:t>Вопрос:</w:t>
+      </w:r>
+    </w:p>
+    <w:p>
+      <w:r>
+        <w:rPr>
+          <w:rFonts w:ascii="Times New Roman" w:hAnsi="Times New Roman" w:eastAsia="Times New Roman"/>
+          <w:b w:val="0"/>
+          <w:sz w:val="24"/>
+        </w:rPr>
+        <w:t>Разместите блокнот в GitHub и прикрепите ссылку.</w:t>
+      </w:r>
+    </w:p>
+    <w:p>
+      <w:r>
+        <w:rPr>
+          <w:rFonts w:ascii="Times New Roman" w:hAnsi="Times New Roman" w:eastAsia="Times New Roman"/>
+          <w:b/>
+          <w:sz w:val="24"/>
+        </w:rPr>
+        <w:t>Ответ:</w:t>
+      </w:r>
+    </w:p>
+    <w:p>
+      <w:r>
+        <w:rPr>
+          <w:rFonts w:ascii="Times New Roman" w:hAnsi="Times New Roman" w:eastAsia="Times New Roman"/>
+          <w:b w:val="0"/>
           <w:sz w:val="24"/>
         </w:rPr>
         <w:t>Ссылка на блокнот: https://github.com/ubersk-debug/pg-kruchinin/blob/master/дз18/dz18_knn.ipynb</w:t>

--- a/дз18/Домашнее задание №18 КручининС.В..docx
+++ b/дз18/Домашнее задание №18 КручининС.В..docx
@@ -385,7 +385,46 @@
           <w:b w:val="0"/>
           <w:sz w:val="24"/>
         </w:rPr>
-        <w:t>roc_curve и precision_recall_curve по вероятности KNN на тесте. Рисунок dz18_grafiki.png.</w:t>
+        <w:t>roc_curve и precision_recall_curve по вероятности KNN на тесте. График ниже.</w:t>
+      </w:r>
+    </w:p>
+    <w:p>
+      <w:pPr>
+        <w:jc w:val="center"/>
+      </w:pPr>
+      <w:r>
+        <w:drawing>
+          <wp:inline xmlns:a="http://schemas.openxmlformats.org/drawingml/2006/main" xmlns:pic="http://schemas.openxmlformats.org/drawingml/2006/picture">
+            <wp:extent cx="5040000" cy="2205000"/>
+            <wp:docPr id="1" name="Picture 1"/>
+            <wp:cNvGraphicFramePr>
+              <a:graphicFrameLocks noChangeAspect="1"/>
+            </wp:cNvGraphicFramePr>
+            <a:graphic>
+              <a:graphicData uri="http://schemas.openxmlformats.org/drawingml/2006/picture">
+                <pic:pic>
+                  <pic:nvPicPr>
+                    <pic:cNvPr id="0" name="dz18_grafiki.png"/>
+                    <pic:cNvPicPr/>
+                  </pic:nvPicPr>
+                  <pic:blipFill>
+                    <a:blip r:embed="rId9"/>
+                    <a:stretch>
+                      <a:fillRect/>
+                    </a:stretch>
+                  </pic:blipFill>
+                  <pic:spPr>
+                    <a:xfrm>
+                      <a:off x="0" y="0"/>
+                      <a:ext cx="5040000" cy="2205000"/>
+                    </a:xfrm>
+                    <a:prstGeom prst="rect"/>
+                  </pic:spPr>
+                </pic:pic>
+              </a:graphicData>
+            </a:graphic>
+          </wp:inline>
+        </w:drawing>
       </w:r>
     </w:p>
     <w:p>
